--- a/por/docx/01.content.docx
+++ b/por/docx/01.content.docx
@@ -136,13 +136,6 @@
         <w:rPr>
           <w:lang w:val="pt_PT" w:bidi="pt_PT"/>
         </w:rPr>
-      </w:r>
-      <w:r>
-        <w:rPr>
-          <w:i/>
-          <w:lang w:val="pt_PT" w:bidi="pt_PT"/>
-        </w:rPr>
-        <w:t>Gênesis 1.1, Gênesis 1.2, Gênesis 1.3, Gênesis 1.7–8, Gênesis 1.10, Gênesis 1.11–12, Gênesis 1.14, Gênesis 1.16, Gênesis 1.21, Gênesis 1.22, Gênesis 1.26, Gênesis 1.26 (#2), Gênesis 1.27, Gênesis 1.28, Gênesis 1.29, Gênesis 1.31, Gênesis 2.2–3, Gênesis 2.6, Gênesis 2.7, Gênesis 2.8, Gênesis 2.9, Gênesis 2.15, Gênesis 2.16–17, Gênesis 2.17, Gênesis 2.18, Gênesis 2.19, Gênesis 2.20, Gênesis 2.22, Gênesis 2.23, Gênesis 2.24, Gênesis 2.25, Gênesis 3.1, Gênesis 3.4, Gênesis 3.5, Gênesis 3.6, Gênesis 3.6 (#2), Gênesis 3.7, Gênesis 3.8, Gênesis 3.10, Gênesis 3.12, Gênesis 3.13, Gênesis 3.15, Gênesis 3.16, Gênesis 3.17, Gênesis 3.20, Gênesis 3.21, Gênesis 3.22, Gênesis 3.24, Gênesis 4.2, Gênesis 4.3, Gênesis 4.4, Gênesis 4.4–5, Gênesis 4.5, Gênesis 4.7, Gênesis 4.8, Gênesis 4.9, Gênesis 4.12, Gênesis 4.15, Gênesis 4.16, Gênesis 4.19, Gênesis 4.23, Gênesis 4.25, Gênesis 4.26, Gênesis 5.1, Gênesis 5.1 (#2), Gênesis 5.2, Gênesis 5.5, Gênesis 5.8, Gênesis 5.14, Gênesis 5.20, Gênesis 5.24, Gênesis 5.29, Gênesis 5.32, Gênesis 6.2, Gênesis 6.3, Gênesis 6.4, Gênesis 6.5, Gênesis 6.7, Gênesis 6.8, Gênesis 6.9, Gênesis 6.14, Gênesis 6.17, Gênesis 6.18, Gênesis 6.18 (#2), Gênesis 6.19, Gênesis 6.22, Gênesis 7.2, Gênesis 7.4, Gênesis 7.6, Gênesis 7.9, Gênesis 7.11, Gênesis 7.16, Gênesis 7.20, Gênesis 7.21, Gênesis 7.23, Gênesis 8.1–2, Gênesis 8.4, Gênesis 8.9, Gênesis 8.11, Gênesis 8.12, Gênesis 8.13, Gênesis 8.17, Gênesis 8.20, Gênesis 8.21, Gênesis 8.21 (#2), Gênesis 9.1, Gênesis 9.3, Gênesis 9.4, Gênesis 9.4 (#2), Gênesis 9.5–6, Gênesis 9.6, Gênesis 9.9–11, Gênesis 9.13, Gênesis 9.15, Gênesis 9.16–17, Gênesis 9.18, Gênesis 9.20–21, Gênesis 9.23, Gênesis 9.25, Gênesis 9.26–27, Gênesis 10.5, Gênesis 10.9, Gênesis 10.10, Gênesis 10.11, Gênesis 10.15, Gênesis 10.20, Gênesis 10.25, Gênesis 10.31, Gênesis 10.32, Gênesis 11.1, Gênesis 11.2, Gênesis 11.4, Gênesis 11.4 (#2), Gênesis 11.7, Gênesis 11.7 (#2), Gênesis 11.8, Gênesis 11.9, Gênesis 11.10, Gênesis 11.26, Gênesis 11.27, Gênesis 11.28, Gênesis 11.29, Gênesis 11.30, Gênesis 11.31, Gênesis 12.1, Gênesis 12.2–3, Gênesis 12.5, Gênesis 12.5 (#2), Gênesis 12.7, Gênesis 12.8, Gênesis 12.10, Gênesis 12.12, Gênesis 12.13, Gênesis 12.15, Gênesis 12.17, Gênesis 12.18–19, Gênesis 12.20, Gênesis 13.1, Gênesis 13.2, Gênesis 13.6–7, Gênesis 13.9, Gênesis 13.10–11, Gênesis 13.12, Gênesis 13.13, Gênesis 13.14–15, Gênesis 13.16, Gênesis 13.18, Gênesis 14.11–12, Gênesis 14.14, Gênesis 14.15–16, Gênesis 14.17–18, Gênesis 14.18, Gênesis 14.18 (#2), Gênesis 14.19–20, Gênesis 14.20, Gênesis 14.21, Gênesis 14.22–23, Gênesis 14.23–24, Gênesis 15.1, Gênesis 15.2–3, Gênesis 15.4, Gênesis 15.5, Gênesis 15.6, Gênesis 15.8, Gênesis 15.10, Gênesis 15.12, Gênesis 15.13, Gênesis 15.14, Gênesis 15.15, Gênesis 15.16, Gênesis 15.17, Gênesis 15.18–21, Gênesis 16.1–2, Gênesis 16.4, Gênesis 16.5–6, Gênesis 16.6, Gênesis 16.9, Gênesis 16.10, Gênesis 16.11, Gênesis 16.12, Gênesis 16.13, Gênesis 16.16, Gênesis 17.1, Gênesis 17.1 (#2), Gênesis 17.5, Gênesis 17.8, Gênesis 17.8 (#2), Gênesis 17.10–11, Gênesis 17.12, Gênesis 17.12–13, Gênesis 17.14, Gênesis 17.15, Gênesis 17.16, Gênesis 17.17, Gênesis 17.19, Gênesis 17.19 (#2), Gênesis 17.20, Gênesis 17.21, Gênesis 17.24–27, Gênesis 17.25, Gênesis 18.2, Gênesis 18.4–5, Gênesis 18.9, Gênesis 18.10, Gênesis 18.12, Gênesis 18.14, Gênesis 18.16, Gênesis 18.17, Gênesis 18.19, Gênesis 18.20–21, Gênesis 18.23, Gênesis 18.26, Gênesis 18.28, Gênesis 18.29, Gênesis 18.30, Gênesis 18.31, Gênesis 18.32, Gênesis 19.2, Gênesis 19.2 (#2), Gênesis 19.3, Gênesis 19.5, Gênesis 19.8, Gênesis 19.9, Gênesis 19.11, Gênesis 19.13, Gênesis 19.14, Gênesis 19.15, Gênesis 19.16, Gênesis 19.17, Gênesis 19.22, Gênesis 19.24, Gênesis 19.26, Gênesis 19.28, Gênesis 19.30, Gênesis 19.31–32, Gênesis 19.37–38, Gênesis 20.1–2, Gênesis 20.3, Gênesis 20.5, Gênesis 20.7, Gênesis 20.8, Gênesis 20.11, Gênesis 20.12, Gênesis 20.16, Gênesis 20.16 (#2), Gênesis 20.17, Gênesis 21.2, Gênesis 21.4, Gênesis 21.6, Gênesis 21.9, Gênesis 21.10, Gênesis 21.11, Gênesis 21.12, Gênesis 21.14, Gênesis 21.18, Gênesis 21.19, Gênesis 21.20–21, Gênesis 21.23, Gênesis 21.25, Gênesis 21.28–30, Gênesis 21.32, Gênesis 21.33, Gênesis 21.34, Gênesis 22.1–2, Gênesis 22.3, Gênesis 22.5, Gênesis 22.7, Gênesis 22.8, Gênesis 22.9, Gênesis 22.12, Gênesis 22.12 (#2), Gênesis 22.13, Gênesis 22.14, Gênesis 22:16–17, Gênesis 22.18, Gênesis 23.2, Gênesis 23.3–4, Gênesis 23.5–6, Gênesis 23.10–11, Gênesis 23.12–13, Gênesis 23.14–15, Gênesis 23.14–16, Gênesis 23.17–18, Gênesis 23.19, Gênesis 24.2–4, Gênesis 24.5–6, Gênesis 24.12–14, Gênesis 24.15, Gênesis 24.17–18, Gênesis 24.19, Gênesis 24.26–27, Gênesis 24.29, Gênesis 24.31, Gênesis 24.33, Gênesis 24.40, Gênesis 24.47, Gênesis 24.50–51, Gênesis 24.52–53, Gênesis 24.54–55, Gênesis 24.56–58, Gênesis 24.60, Gênesis 24.63, Gênesis 24.64–65, Gênesis 24.67, Gênesis 25.1, Gênesis 25.5–6, Gênesis 25.7, Gênesis 25.9, Gênesis 25.18, Gênesis 25.21, Gênesis 25.23, Gênesis 25.25, Gênesis 25.26, Gênesis 25.27, Gênesis 25.27 (#2), Gênesis 25.28, Gênesis 25.30, Gênesis 25.31, Gênesis 25.33, Gênesis 25.34, Gênesis 26.1, Gênesis 26.2, Gênesis 26.3, Gênesis 26.5, Gênesis 26.7, Gênesis 26.9–10, Gênesis 26.11, Gênesis 26.16, Gênesis 26.18, Gênesis 26.22, Gênesis 26.23–24, Gênesis 26.28–29, Gênesis 26.30–31, Gênesis 26.34, Gênesis 26.35, Gênesis 27.1, Gênesis 27.3–4, Gênesis 27.8–10, Gênesis 27.11–12, Gênesis 27.15–16, Gênesis 27.20, Gênesis 27.22–23, Gênesis 27.24, Gênesis 27.26–27, Gênesis 27.29, Gênesis 27.30–31, Gênesis 27.34–35, Gênesis 27.36, Gênesis 27.39–40, Gênesis 27.41, Gênesis 27.43, Gênesis 28.1, Gênesis 28.2, Gênesis 28.4, Gênesis 28.8–9, Gênesis 28.12–13, Gênesis 28.13, Gênesis 28.13 (#2), Gênesis 28.17, Gênesis 28.19, Gênesis 28.20–21, Gênesis 28.22, Gênesis 29.4, Gênesis 29.6, Gênesis 29.10, Gênesis 29.12, Gênesis 29.13, Gênesis 29.16–17, Gênesis 29.18, Gênesis 29.20, Gênesis 29.23–25, Gênesis 29.24, Gênesis 29.26, Gênesis 29.27, Gênesis 29.29, Gênesis 29.31, Gênesis 29.32, Gênesis 29.32 (#2), Gênesis 29.35, Gênesis 30.2, Gênesis 30.3, Gênesis 30.7–8, Gênesis 30.9, Gênesis 30.10–11, Gênesis 30.14–15, Gênesis 30.20, Gênesis 30.23, Gênesis 30.25–26, Gênesis 30.27, Gênesis 30.32, Gênesis 30.35–36, Gênesis 30.37, Gênesis 30.38, Gênesis 30.39, Gênesis 30.42, Gênesis 31.1–2, Gênesis 31.3, Gênesis 31.8–9, Gênesis 31.14–15, Gênesis 31.19, Gênesis 31.20, Gênesis 31.22–23, Gênesis 31.24, Gênesis 31.31, Gênesis 31.32, Gênesis 31.34–35, Gênesis 31.41, Gênesis 31.43, Gênesis 31.46, Gênesis 31.49–50, Gênesis 31.51–52, Gênesis 31.52, Gênesis 31.53, Gênesis 31.55, Gênesis 32.3, Gênesis 32.5, Gênesis 32.7–8, Gênesis 32.11, Gênesis 32.12, Gênesis 32.20, Gênesis 32.22, Gênesis 32.24, Gênesis 32.25, Gênesis 32.26, Gênesis 32.28, Gênesis 32.30, Gênesis 32.32, Gênesis 33.2–3, Gênesis 33.3, Gênesis 33.4, Gênesis 33.9, Gênesis 33.11, Gênesis 33.12–14, Gênesis 33.14, Gênesis 33.17, Gênesis 33.18–19, Gênesis 34.2, Gênesis 34.5, Gênesis 34.7, Gênesis 34.8–9, Gênesis 34.12, Gênesis 34.13, Gênesis 34.15, Gênesis 34.23, Gênesis 34.24, Gênesis 34.25, Gênesis 34.27–29, Gênesis 34.30, Gênesis 34.31, Gênesis 35.1, Gênesis 35.2, Gênesis 35.5, Gênesis 35.7, Gênesis 35.10, Gênesis 35.12, Gênesis 35.18–19, Gênesis 35.22, Gênesis 35.22 (#2), Gênesis 35.24, Gênesis 35.28, Gênesis 35.29, Gênesis 36.1, Gênesis 36.2, Gênesis 36.6–7, Gênesis 36.8, Gênesis 36.12, Gênesis 36.15–16, Gênesis 36.20, Gênesis 36.31, Gênesis 36.43, Gênesis 37.1, Gênesis 37.2, Gênesis 37.3, Gênesis 37.4, Gênesis 37.7, Gênesis 37.8, Gênesis 37.9, Gênesis 37.10, Gênesis 37.14, Gênesis 37.20, Gênesis 37.22, Gênesis 37.28, Gênesis 37.28 (#2), Gênesis 37.31–32, Gênesis 37.34, Gênesis 37.36, Gênesis 38.2, Gênesis 38.7, Gênesis 38.9, Gênesis 38.10, Gênesis 38.11, Gênesis 38.12, Gênesis 38.14, Gênesis 38.14 (#2), Gênesis 38.18, Gênesis 38.21, Gênesis 38.24, Gênesis 38.25, Gênesis 38.26, Gênesis 38.27, Gênesis 38.28, Gênesis 38.29–30, Gênesis 39.1, Gênesis 39.3–4, Gênesis 39.6, Gênesis 39.7, Gênesis 39.8–9, Gênesis 39.12, Gênesis 39.14–15, Gênesis 39.19–20, Gênesis 39.21, Gênesis 39.22, Gênesis 39.23, Gênesis 40.1, Gênesis 40.5, Gênesis 40.7–8, Gênesis 40.8, Gênesis 40.12–13, Gênesis 40.14, Gênesis 40.18–19, Gênesis 40.20, Gênesis 40.21–22, Gênesis 40.23, Gênesis 41.4, Gênesis 41.7, Gênesis 41.8, Gênesis 41.12–13, Gênesis 41.16, Gênesis 41.25, Gênesis 41.26, Gênesis 41.27, Gênesis 41.32, Gênesis 41.34, Gênesis 41.38, Gênesis 41.40–41, Gênesis 41.48–49, Gênesis 41.50–52, Gênesis 41.54, Gênesis 41.55–56, Gênesis 41.57, Gênesis 42.1–4, Gênesis 42.6, Gênesis 42.7, Gênesis 42.9, Gênesis 42.13, Gênesis 42.13 (#2), Gênesis 42.15, Gênesis 42.17, Gênesis 42.18–20, Gênesis 42.21–22, Gênesis 42.24, Gênesis 42.25, Gênesis 42.28, Gênesis 42.28 (#2), Gênesis 42.35, Gênesis 42.36, Gênesis 42.37, Gênesis 42.38, Gênesis 42.38 (#2), Gênesis 43.1–2, Gênesis 43.3–5, Gênesis 43.9, Gênesis 43.11–12, Gênesis 43.14, Gênesis 43.18, Gênesis 43.21–22, Gênesis 43.23, Gênesis 43.26, Gênesis 43.27, Gênesis 43.30, Gênesis 43.32, Gênesis 43.33, Gênesis 43.34, Gênesis 44.1–2, Gênesis 44.4–5, Gênesis 44.9, Gênesis 44.10, Gênesis 44.12–13, Gênesis 44.14, Gênesis 44.16, Gênesis 44.16 (#2), Gênesis 44.17, Gênesis 44.20, Gênesis 44.22, Gênesis 44.23, Gênesis 44.26, Gênesis 44.28, Gênesis 44.29, Gênesis 44.31, Gênesis 44.32, Gênesis 44.33, Gênesis 45.1–2, Gênesis 45.3, Gênesis 45.7, Gênesis 45.8, Gênesis 45.9–11, Gênesis 45.13, Gênesis 45.16–18, Gênesis 45.21–23, Gênesis 45.26, Gênesis 45.28, Gênesis 46.1, Gênesis 46.3–4, Gênesis 46.5–7, Gênesis 46.12, Gênesis 46.27, Gênesis 46.29, Gênesis 46.29 (#2), Gênesis 46.34, Gênesis 47.3, Gênesis 47.4, Gênesis 47.6, Gênesis 47.7, Gênesis 47.9, Gênesis 47.9 (#2), Gênesis 47.10, Gênesis 47.14, Gênesis 47.16–17, Gênesis 47.18–19, Gênesis 47.24, Gênesis 47.27, Gênesis 47.28, Gênesis 47.30, Gênesis 48.1, Gênesis 48.4, Gênesis 48.5–6, Gênesis 48.8–10, Gênesis 48.14, Gênesis 48.14 (#2), Gênesis 48.17–18, Gênesis 48.19, Gênesis 48.20, Gênesis 48.21, Gênesis 49.1, Gênesis 49.3, Gênesis 49.4, Gênesis 49.7, Gênesis 49.8, Gênesis 49.10, Gênesis 49.13, Gênesis 49.17, Gênesis 49.20, Gênesis 49.22, Gênesis 49.24, Gênesis 49.31, Gênesis 49.33, Gênesis 50.2–3, Gênesis 50.4–6, Gênesis 50.7–9, Gênesis 50.11, Gênesis 50.14, Gênesis 50.15, Gênesis 50.17, Gênesis 50.18, Gênesis 50.20, Gênesis 50.22, Gênesis 50.24, Gênesis 50.24 (#2), Gênesis 50.25, Gênesis 50.26</w:t>
       </w:r>
       <w:r>
         <w:rPr>

--- a/por/docx/01.content.docx
+++ b/por/docx/01.content.docx
@@ -123,19 +123,6 @@
           <w:lang w:val="pt_PT" w:bidi="pt_PT"/>
         </w:rPr>
         <w:t>GEN</w:t>
-      </w:r>
-      <w:r>
-        <w:rPr>
-          <w:lang w:val="pt_PT" w:bidi="pt_PT"/>
-        </w:rPr>
-      </w:r>
-    </w:p>
-    <w:p>
-      <w:pPr/>
-      <w:r>
-        <w:rPr>
-          <w:lang w:val="pt_PT" w:bidi="pt_PT"/>
-        </w:rPr>
       </w:r>
       <w:r>
         <w:rPr>

--- a/por/docx/01.content.docx
+++ b/por/docx/01.content.docx
@@ -19,7 +19,7 @@
         <w:rPr>
           <w:lang w:val="pt_PT" w:bidi="pt_PT"/>
         </w:rPr>
-        <w:t>Resource: Perguntas de Tradução (unfoldingWord)</w:t>
+        <w:t>Resource: unfoldingWord® Translation Questions</w:t>
       </w:r>
       <w:r>
         <w:rPr>
@@ -85,7 +85,7 @@
         <w:rPr>
           <w:lang w:val="pt_PT" w:bidi="pt_PT"/>
         </w:rPr>
-        <w:t>Perguntas de Tradução (unfoldingWord)</w:t>
+        <w:t>unfoldingWord® Translation Questions</w:t>
       </w:r>
     </w:p>
     <w:p>
